--- a/docs/deliverables/FutureReady-Product-Requirements-Document.docx
+++ b/docs/deliverables/FutureReady-Product-Requirements-Document.docx
@@ -807,7 +807,7 @@
         <w:pStyle w:val="Normal"/>
       </w:pPr>
       <w:r>
-        <w:t xml:space="preserve">The repository does not grant new rights over third-party data or adopt a new whole-project licence merely by packaging it. Consult README, model notices and source attribution records before redistribution.</w:t>
+        <w:t>The root Apache-2.0 license applies to original project source code and project-authored documentation, as scoped in NOTICE. It does not relicense third-party data, the supplied 65-role catalogue, model assets, dependencies, fonts, images, logos, or challenge materials. The upstream redistribution license for the supplied 65-role catalogue was not provided and must be confirmed by its owner. Consult README, NOTICE, model notices, and source attribution records before redistribution.</w:t>
       </w:r>
     </w:p>
     <w:p>
